--- a/downloads/teacher/05 Materials/Unit 05/Slides/Slides 05.09 - Repair Clinic Hem Seam Patch.docx
+++ b/downloads/teacher/05 Materials/Unit 05/Slides/Slides 05.09 - Repair Clinic Hem Seam Patch.docx
@@ -1256,15 +1256,6 @@
       <w:r>
         <w:t xml:space="preserve">A tailor charges about twelve dollars to hem a pair of pants</w:t>
       </w:r>
-      <w:r>
-        <w:t xml:space="preserve"> </w:t>
-      </w:r>
-      <w:r>
-        <w:rPr>
-          <w:rStyle w:val="TeacherNote"/>
-        </w:rPr>
-        <w:t xml:space="preserve">[Sal: call one and use the real number]</w:t>
-      </w:r>
     </w:p>
     <w:p>
       <w:pPr>
